--- a/klagomål/A 63059-2025 FSC-klagomål.docx
+++ b/klagomål/A 63059-2025 FSC-klagomål.docx
@@ -221,7 +221,7 @@
     </w:p>
     <w:p>
       <w:r>
-        <w:t>I avverkningsanmälan finns fynd av 4 naturvårdsarter, varav 1 är rödlistad, 3 är fridlysta och 3 är typiska (T): knärot (VU, T, §8), ormbär (T), spillkråka (T, §4) och grön mosaikslända (§4a). Se Figur 1.</w:t>
+        <w:t>I avverkningsanmälan finns fynd av 9 naturvårdsarter, varav 3 är rödlistade, 4 är fridlysta, 6 är typiska (T) och 2 är signalarter (S): knärot (VU, T, §8), rynkskinn (NT, T), ullticka (NT, T), brandticka (S), grönpyrola (S, T), ormbär (T), spillkråka (T, §4), grön mosaikslända (§4a) och revlummer (§9). Se Figur 1.</w:t>
       </w:r>
     </w:p>
     <w:p>
@@ -296,7 +296,7 @@
     </w:p>
     <w:p>
       <w:r>
-        <w:t>I det avverkningsanmälda området finns 10 fyndplatser för knärot registrerade på Artportalen. Figur 2 visar gränserna för buffertzoner på 50 m, som behöver lämnas kring fyndplatserna för att knärotslokalerna inte ska försvinna vid en avverkning. Av det avverkningsanmälda området överlappar 1.63 ha med buffertzonerna och får av detta skäl inte avverkas.</w:t>
+        <w:t>I det avverkningsanmälda området finns 15 fyndplatser för knärot registrerade på Artportalen. Figur 2 visar gränserna för buffertzoner på 50 m, som behöver lämnas kring fyndplatserna för att knärotslokalerna inte ska försvinna vid en avverkning. Av det avverkningsanmälda området överlappar 2.34 ha med buffertzonerna och får av detta skäl inte avverkas.</w:t>
       </w:r>
     </w:p>
     <w:p>
@@ -352,6 +352,131 @@
         <w:rPr>
           <w:b/>
         </w:rPr>
+        <w:t>Rynkskinn (NT)</w:t>
+      </w:r>
+      <w:r>
+        <w:t xml:space="preserve"> är en vednedbrytare som växer på grova granlågor och ingår i en karaktäristisk association av vedsvampar knutna till urskogsartade barrskogar. Den har klassificerats som en “urskogsindikator” och är placerad i toppen av Skogsstyrelsens värdepyramid för bedömning av skog med höga naturvärden. Allt tyder på att rynkskinn är mycket känslig för skogliga ingrepp och lokalerna, som oftast har höga biologiska kvaliteter, bör lämnas till fri utveckling. Rynkskinn är typisk art för </w:t>
+      </w:r>
+      <w:r>
+        <w:rPr>
+          <w:i/>
+        </w:rPr>
+        <w:t xml:space="preserve">9010 Taiga, 9050 Näringsrik granskog </w:t>
+      </w:r>
+      <w:r>
+        <w:t>och</w:t>
+      </w:r>
+      <w:r>
+        <w:rPr>
+          <w:i/>
+        </w:rPr>
+        <w:t xml:space="preserve"> 9030 Landhöjningsskog</w:t>
+      </w:r>
+      <w:r>
+        <w:t xml:space="preserve"> (Nitare &amp; Skogsstyrelsen, 2019; SLU Artdatabanken, 2026).</w:t>
+      </w:r>
+    </w:p>
+    <w:p>
+      <w:r>
+        <w:rPr>
+          <w:b/>
+        </w:rPr>
+        <w:t>Ullticka (NT)</w:t>
+      </w:r>
+      <w:r>
+        <w:t xml:space="preserve"> är knuten till restbestånd av barrnaturskog och förekommer med ett tydligt optimum i orörda eller måttligt påverkade gamla granskogar där det föreligger viss kontinuitet av grov död ved. Ullticka är en bra signalart inom hela sitt utbredningsområde och i södra Sverige är den sällsynt och en god signalart för skyddsvärda granskogsmiljöer. Den hotas av avverkning och fragmentering av naturskog och äldre granskog med lång trädkontinuitet. På ullticka kan ibland ulltickeporing (VU) påträffas - det är en sällsynt ticka som nyligen delats upp i de tre olika arterna ulltickeporing </w:t>
+      </w:r>
+      <w:r>
+        <w:rPr>
+          <w:i/>
+        </w:rPr>
+        <w:t xml:space="preserve">Skeletocutis brevispora </w:t>
+      </w:r>
+      <w:r>
+        <w:t>(VU)</w:t>
+      </w:r>
+      <w:r>
+        <w:rPr>
+          <w:i/>
+        </w:rPr>
+        <w:t>, Skeletocutis delicata</w:t>
+      </w:r>
+      <w:r>
+        <w:t xml:space="preserve"> (VU)</w:t>
+      </w:r>
+      <w:r>
+        <w:rPr>
+          <w:i/>
+        </w:rPr>
+        <w:t xml:space="preserve"> och Skeletocutis exilis</w:t>
+      </w:r>
+      <w:r>
+        <w:t xml:space="preserve"> (NT). Ullticka är typisk art för </w:t>
+      </w:r>
+      <w:r>
+        <w:rPr>
+          <w:i/>
+        </w:rPr>
+        <w:t xml:space="preserve">9010 Taiga, 9050 Näringsrik granskog </w:t>
+      </w:r>
+      <w:r>
+        <w:t xml:space="preserve">och </w:t>
+      </w:r>
+      <w:r>
+        <w:rPr>
+          <w:i/>
+        </w:rPr>
+        <w:t>9030 Landhöjningsskog</w:t>
+      </w:r>
+      <w:r>
+        <w:t xml:space="preserve"> (SLU Artdatabanken, 2026; Nitare &amp; Skogsstyrelsen, 2019; Miettinen &amp; Niemelä, 2018).</w:t>
+      </w:r>
+    </w:p>
+    <w:p>
+      <w:r>
+        <w:rPr>
+          <w:b/>
+        </w:rPr>
+        <w:t xml:space="preserve">Brandticka </w:t>
+      </w:r>
+      <w:r>
+        <w:t>förekommer främst i olikåldrig fuktig granskog med mycket död ved, ofta i kärrkanter eller vid bäckar på lokaler med hög luftfuktighet. Växer huvudsakligen på grova granlågor, någon enstaka gång på tall, asp eller björk, och verkar knuten till ved som först rötats av klibbticka. Arten var tidigare rödlistad men en sentida ökning, bland annat i barkborreangripna granplanteringar i sydligaste Skandinavien har förändrat hotbilden. Populationen i landet kan påverkas negativt av kalavverkning och ett skogsbruk som innebär att mängden grova granlågor minskar. Även dikning och gallring som leder till ett torrare mikroklimat på växtplatserna kan ha negativ inverkan. För att säkerställa en gynnsam bevarandestatus på sikt bör områdesskydd av artens livsmiljöer upprättas på ett sätt som tryggar livskraftiga populationer på landskapsnivå. Vid skogsbruk bör grov död ved och skyddszoner vid kärr och vattendrag lämnas, och träd tillåtas åldras och dö på ett sätt som skapar kontinuerlig tillgång på livsmiljöer (SLU Artdatabanken, 2025).</w:t>
+      </w:r>
+    </w:p>
+    <w:p>
+      <w:r>
+        <w:rPr>
+          <w:b/>
+        </w:rPr>
+        <w:t xml:space="preserve">Grönpyrola </w:t>
+      </w:r>
+      <w:r>
+        <w:t xml:space="preserve">växer främst på sandig, torr eller frisk mark i äldre barrskog, ofta på isälvsmaterial såsom sand och grus. Den påträffas främst i äldre naturligt uppkomna barrskogar, exempelvis på tallmoar, i åssluttningar, dyner och rasbranter. Arten är känslig för skogsbruksmetoder såsom slutavverkning och markberedning. Grönpyrola är typisk art för </w:t>
+      </w:r>
+      <w:r>
+        <w:rPr>
+          <w:i/>
+        </w:rPr>
+        <w:t>9010 Taiga, 9060 Åsbarrskog</w:t>
+      </w:r>
+      <w:r>
+        <w:t xml:space="preserve"> och</w:t>
+      </w:r>
+      <w:r>
+        <w:rPr>
+          <w:i/>
+        </w:rPr>
+        <w:t xml:space="preserve"> 1610 Åsöar i Östersjön </w:t>
+      </w:r>
+      <w:r>
+        <w:t>(Nitare &amp; Skogsstyrelsen, 2019; SLU Artdatabanken, 2025).</w:t>
+      </w:r>
+    </w:p>
+    <w:p>
+      <w:r>
+        <w:rPr>
+          <w:b/>
+        </w:rPr>
         <w:t>Ormbär</w:t>
       </w:r>
       <w:r>
@@ -502,7 +627,7 @@
         <w:rPr>
           <w:i/>
         </w:rPr>
-        <w:t>I det avverkningsanmälda skogsområdet har 4 naturvårdsarter varav 1 rödlistade arter sina livsmiljöer och växtplatser.</w:t>
+        <w:t>I det avverkningsanmälda skogsområdet har 9 naturvårdsarter varav 3 rödlistade arter sina livsmiljöer och växtplatser.</w:t>
       </w:r>
     </w:p>
     <w:p>
@@ -1136,7 +1261,7 @@
     <w:r>
       <w:tab/>
       <w:tab/>
-      <w:t>2026-09-02</w:t>
+      <w:t>2026-09-03</w:t>
       <w:br/>
       <w:br/>
     </w:r>

--- a/klagomål/A 63059-2025 FSC-klagomål.docx
+++ b/klagomål/A 63059-2025 FSC-klagomål.docx
@@ -1261,7 +1261,7 @@
     <w:r>
       <w:tab/>
       <w:tab/>
-      <w:t>2026-09-03</w:t>
+      <w:t>2026-09-04</w:t>
       <w:br/>
       <w:br/>
     </w:r>

--- a/klagomål/A 63059-2025 FSC-klagomål.docx
+++ b/klagomål/A 63059-2025 FSC-klagomål.docx
@@ -1261,7 +1261,7 @@
     <w:r>
       <w:tab/>
       <w:tab/>
-      <w:t>2026-09-04</w:t>
+      <w:t>2026-09-05</w:t>
       <w:br/>
       <w:br/>
     </w:r>

--- a/klagomål/A 63059-2025 FSC-klagomål.docx
+++ b/klagomål/A 63059-2025 FSC-klagomål.docx
@@ -1261,7 +1261,7 @@
     <w:r>
       <w:tab/>
       <w:tab/>
-      <w:t>2026-09-05</w:t>
+      <w:t>2026-09-06</w:t>
       <w:br/>
       <w:br/>
     </w:r>

--- a/klagomål/A 63059-2025 FSC-klagomål.docx
+++ b/klagomål/A 63059-2025 FSC-klagomål.docx
@@ -1261,7 +1261,7 @@
     <w:r>
       <w:tab/>
       <w:tab/>
-      <w:t>2026-09-06</w:t>
+      <w:t>2026-09-07</w:t>
       <w:br/>
       <w:br/>
     </w:r>

--- a/klagomål/A 63059-2025 FSC-klagomål.docx
+++ b/klagomål/A 63059-2025 FSC-klagomål.docx
@@ -178,7 +178,7 @@
       <w:r>
         <w:drawing>
           <wp:inline xmlns:a="http://schemas.openxmlformats.org/drawingml/2006/main" xmlns:pic="http://schemas.openxmlformats.org/drawingml/2006/picture">
-            <wp:extent cx="5486400" cy="3452243"/>
+            <wp:extent cx="5486400" cy="3442852"/>
             <wp:docPr id="1" name="Picture 1"/>
             <wp:cNvGraphicFramePr>
               <a:graphicFrameLocks noChangeAspect="1"/>
@@ -199,7 +199,7 @@
                   <pic:spPr>
                     <a:xfrm>
                       <a:off x="0" y="0"/>
-                      <a:ext cx="5486400" cy="3452243"/>
+                      <a:ext cx="5486400" cy="3442852"/>
                     </a:xfrm>
                     <a:prstGeom prst="rect"/>
                   </pic:spPr>
@@ -221,7 +221,7 @@
     </w:p>
     <w:p>
       <w:r>
-        <w:t>I avverkningsanmälan finns fynd av 9 naturvårdsarter, varav 3 är rödlistade, 4 är fridlysta, 6 är typiska (T) och 2 är signalarter (S): knärot (VU, T, §8), rynkskinn (NT, T), ullticka (NT, T), brandticka (S), grönpyrola (S, T), ormbär (T), spillkråka (T, §4), grön mosaikslända (§4a) och revlummer (§9). Se Figur 1.</w:t>
+        <w:t>I avverkningsanmälan finns fynd av 12 naturvårdsarter, varav 3 är rödlistade, 5 är fridlysta, 9 är typiska (T) och 4 är signalarter (S): knärot (VU, T, §8), rynkskinn (NT, T), ullticka (NT, T), brandticka (S), granbarkgnagare (S, T), grönpyrola (S, T), vedticka (S, T), blåsippa (T, §9), ormbär (T), spillkråka (T, §4), grön mosaikslända (§4a) och revlummer (§9). Se Figur 1.</w:t>
       </w:r>
     </w:p>
     <w:p>
@@ -296,7 +296,7 @@
     </w:p>
     <w:p>
       <w:r>
-        <w:t>I det avverkningsanmälda området finns 15 fyndplatser för knärot registrerade på Artportalen. Figur 2 visar gränserna för buffertzoner på 50 m, som behöver lämnas kring fyndplatserna för att knärotslokalerna inte ska försvinna vid en avverkning. Av det avverkningsanmälda området överlappar 2.34 ha med buffertzonerna och får av detta skäl inte avverkas.</w:t>
+        <w:t>I det avverkningsanmälda området finns 22 fyndplatser för knärot registrerade på Artportalen. Figur 2 visar gränserna för buffertzoner på 50 m, som behöver lämnas kring fyndplatserna för att knärotslokalerna inte ska försvinna vid en avverkning. Av det avverkningsanmälda området överlappar 4.07 ha med buffertzonerna och får av detta skäl inte avverkas.</w:t>
       </w:r>
     </w:p>
     <w:p>
@@ -448,6 +448,26 @@
         <w:rPr>
           <w:b/>
         </w:rPr>
+        <w:t xml:space="preserve">Granbarkgnagare </w:t>
+      </w:r>
+      <w:r>
+        <w:t xml:space="preserve">är en skalbagge vars larvutveckling sker i den tjocka ytterbarken på gamla och mycket grova levande granar. Man lägger lätt märke till angreppen på träden eftersom flera grova kläckhål ligger ganska tätt intill varandra på de grövre barkåsarna. Kläckhålen är runda och ca 1,5 mm breda. Granbarkgnagare är typisk art för </w:t>
+      </w:r>
+      <w:r>
+        <w:rPr>
+          <w:i/>
+        </w:rPr>
+        <w:t xml:space="preserve">9010 Taiga </w:t>
+      </w:r>
+      <w:r>
+        <w:t>(Ehnström, 2002; SLU Artdatabanken, 2025).</w:t>
+      </w:r>
+    </w:p>
+    <w:p>
+      <w:r>
+        <w:rPr>
+          <w:b/>
+        </w:rPr>
         <w:t xml:space="preserve">Grönpyrola </w:t>
       </w:r>
       <w:r>
@@ -470,6 +490,55 @@
       </w:r>
       <w:r>
         <w:t>(Nitare &amp; Skogsstyrelsen, 2019; SLU Artdatabanken, 2025).</w:t>
+      </w:r>
+    </w:p>
+    <w:p>
+      <w:r>
+        <w:rPr>
+          <w:b/>
+        </w:rPr>
+        <w:t xml:space="preserve">Vedticka </w:t>
+      </w:r>
+      <w:r>
+        <w:t xml:space="preserve">är en bra signalart söder om den naturliga norrlandsgränsen. Den är huvudsakligen knuten till äldre barrskogar där det föreligger långvarig kontinuitet av död barrved. Vedticka är typisk art för </w:t>
+      </w:r>
+      <w:r>
+        <w:rPr>
+          <w:i/>
+        </w:rPr>
+        <w:t xml:space="preserve">9010 Taiga </w:t>
+      </w:r>
+      <w:r>
+        <w:t>(Nitare &amp; Skogsstyrelsen, 2019; SLU Artdatabanken, 2025).</w:t>
+      </w:r>
+    </w:p>
+    <w:p>
+      <w:r>
+        <w:rPr>
+          <w:b/>
+        </w:rPr>
+        <w:t>Blåsippa (§9)</w:t>
+      </w:r>
+      <w:r>
+        <w:t xml:space="preserve"> är typisk art för </w:t>
+      </w:r>
+      <w:r>
+        <w:rPr>
+          <w:i/>
+        </w:rPr>
+        <w:t>9050 Näringsrik granskog, 9020 Nordlig ädellövskog</w:t>
+      </w:r>
+      <w:r>
+        <w:t xml:space="preserve"> och </w:t>
+      </w:r>
+      <w:r>
+        <w:rPr>
+          <w:i/>
+        </w:rPr>
+        <w:t>8240 Karsthällmarker</w:t>
+      </w:r>
+      <w:r>
+        <w:t xml:space="preserve"> (SLU Artdatabanken, 2025).</w:t>
       </w:r>
     </w:p>
     <w:p>
@@ -627,7 +696,7 @@
         <w:rPr>
           <w:i/>
         </w:rPr>
-        <w:t>I det avverkningsanmälda skogsområdet har 9 naturvårdsarter varav 3 rödlistade arter sina livsmiljöer och växtplatser.</w:t>
+        <w:t>I det avverkningsanmälda skogsområdet har 12 naturvårdsarter varav 3 rödlistade arter sina livsmiljöer och växtplatser.</w:t>
       </w:r>
     </w:p>
     <w:p>
@@ -1261,7 +1330,7 @@
     <w:r>
       <w:tab/>
       <w:tab/>
-      <w:t>2026-09-07</w:t>
+      <w:t>2026-09-08</w:t>
       <w:br/>
       <w:br/>
     </w:r>

--- a/klagomål/A 63059-2025 FSC-klagomål.docx
+++ b/klagomål/A 63059-2025 FSC-klagomål.docx
@@ -1330,7 +1330,7 @@
     <w:r>
       <w:tab/>
       <w:tab/>
-      <w:t>2026-09-08</w:t>
+      <w:t>2026-09-09</w:t>
       <w:br/>
       <w:br/>
     </w:r>

--- a/klagomål/A 63059-2025 FSC-klagomål.docx
+++ b/klagomål/A 63059-2025 FSC-klagomål.docx
@@ -1330,7 +1330,7 @@
     <w:r>
       <w:tab/>
       <w:tab/>
-      <w:t>2026-09-09</w:t>
+      <w:t>2026-09-10</w:t>
       <w:br/>
       <w:br/>
     </w:r>

--- a/klagomål/A 63059-2025 FSC-klagomål.docx
+++ b/klagomål/A 63059-2025 FSC-klagomål.docx
@@ -1330,7 +1330,7 @@
     <w:r>
       <w:tab/>
       <w:tab/>
-      <w:t>2026-09-10</w:t>
+      <w:t>2026-09-11</w:t>
       <w:br/>
       <w:br/>
     </w:r>

--- a/klagomål/A 63059-2025 FSC-klagomål.docx
+++ b/klagomål/A 63059-2025 FSC-klagomål.docx
@@ -1330,7 +1330,7 @@
     <w:r>
       <w:tab/>
       <w:tab/>
-      <w:t>2026-09-11</w:t>
+      <w:t>2026-09-12</w:t>
       <w:br/>
       <w:br/>
     </w:r>
